--- a/Fase 1/Evidencias Individuales/Oviedo_Benjamin_1_1_APT122_AutoevaluacionCompetenciasFase1.docx
+++ b/Fase 1/Evidencias Individuales/Oviedo_Benjamin_1_1_APT122_AutoevaluacionCompetenciasFase1.docx
@@ -1,6 +1,6 @@
 
 <file path=word/document.xml><?xml version="1.0" encoding="utf-8"?>
-<w:document xmlns:wpc="http://schemas.microsoft.com/office/word/2010/wordprocessingCanvas" xmlns:cx="http://schemas.microsoft.com/office/drawing/2014/chartex" xmlns:cx1="http://schemas.microsoft.com/office/drawing/2015/9/8/chartex" xmlns:cx2="http://schemas.microsoft.com/office/drawing/2015/10/21/chartex" xmlns:cx3="http://schemas.microsoft.com/office/drawing/2016/5/9/chartex" xmlns:cx4="http://schemas.microsoft.com/office/drawing/2016/5/10/chartex" xmlns:cx5="http://schemas.microsoft.com/office/drawing/2016/5/11/chartex" xmlns:cx6="http://schemas.microsoft.com/office/drawing/2016/5/12/chartex" xmlns:cx7="http://schemas.microsoft.com/office/drawing/2016/5/13/chartex" xmlns:cx8="http://schemas.microsoft.com/office/drawing/2016/5/14/chartex" xmlns:mc="http://schemas.openxmlformats.org/markup-compatibility/2006" xmlns:aink="http://schemas.microsoft.com/office/drawing/2016/ink" xmlns:am3d="http://schemas.microsoft.com/office/drawing/2017/model3d" xmlns:o="urn:schemas-microsoft-com:office:office" xmlns:r="http://schemas.openxmlformats.org/officeDocument/2006/relationships" xmlns:m="http://schemas.openxmlformats.org/officeDocument/2006/math" xmlns:v="urn:schemas-microsoft-com:vml" xmlns:wp14="http://schemas.microsoft.com/office/word/2010/wordprocessingDrawing" xmlns:wp="http://schemas.openxmlformats.org/drawingml/2006/wordprocessingDrawing" xmlns:w10="urn:schemas-microsoft-com:office:word" xmlns:w="http://schemas.openxmlformats.org/wordprocessingml/2006/main" xmlns:w14="http://schemas.microsoft.com/office/word/2010/wordml" xmlns:w15="http://schemas.microsoft.com/office/word/2012/wordml" xmlns:w16cex="http://schemas.microsoft.com/office/word/2018/wordml/cex" xmlns:w16cid="http://schemas.microsoft.com/office/word/2016/wordml/cid" xmlns:w16="http://schemas.microsoft.com/office/word/2018/wordml" xmlns:w16sdtdh="http://schemas.microsoft.com/office/word/2020/wordml/sdtdatahash" xmlns:w16se="http://schemas.microsoft.com/office/word/2015/wordml/symex" xmlns:wpg="http://schemas.microsoft.com/office/word/2010/wordprocessingGroup" xmlns:wpi="http://schemas.microsoft.com/office/word/2010/wordprocessingInk" xmlns:wne="http://schemas.microsoft.com/office/word/2006/wordml" xmlns:wps="http://schemas.microsoft.com/office/word/2010/wordprocessingShape" mc:Ignorable="w14 w15 w16se w16cid w16 w16cex w16sdtdh wp14">
+<w:document xmlns:wpc="http://schemas.microsoft.com/office/word/2010/wordprocessingCanvas" xmlns:cx="http://schemas.microsoft.com/office/drawing/2014/chartex" xmlns:cx1="http://schemas.microsoft.com/office/drawing/2015/9/8/chartex" xmlns:cx2="http://schemas.microsoft.com/office/drawing/2015/10/21/chartex" xmlns:cx3="http://schemas.microsoft.com/office/drawing/2016/5/9/chartex" xmlns:cx4="http://schemas.microsoft.com/office/drawing/2016/5/10/chartex" xmlns:cx5="http://schemas.microsoft.com/office/drawing/2016/5/11/chartex" xmlns:cx6="http://schemas.microsoft.com/office/drawing/2016/5/12/chartex" xmlns:cx7="http://schemas.microsoft.com/office/drawing/2016/5/13/chartex" xmlns:cx8="http://schemas.microsoft.com/office/drawing/2016/5/14/chartex" xmlns:mc="http://schemas.openxmlformats.org/markup-compatibility/2006" xmlns:aink="http://schemas.microsoft.com/office/drawing/2016/ink" xmlns:am3d="http://schemas.microsoft.com/office/drawing/2017/model3d" xmlns:o="urn:schemas-microsoft-com:office:office" xmlns:oel="http://schemas.microsoft.com/office/2019/extlst" xmlns:r="http://schemas.openxmlformats.org/officeDocument/2006/relationships" xmlns:m="http://schemas.openxmlformats.org/officeDocument/2006/math" xmlns:v="urn:schemas-microsoft-com:vml" xmlns:wp14="http://schemas.microsoft.com/office/word/2010/wordprocessingDrawing" xmlns:wp="http://schemas.openxmlformats.org/drawingml/2006/wordprocessingDrawing" xmlns:w10="urn:schemas-microsoft-com:office:word" xmlns:w="http://schemas.openxmlformats.org/wordprocessingml/2006/main" xmlns:w14="http://schemas.microsoft.com/office/word/2010/wordml" xmlns:w15="http://schemas.microsoft.com/office/word/2012/wordml" xmlns:w16cei="http://schemas.microsoft.com/office/word/2026/wordml/cei" xmlns:w16cex="http://schemas.microsoft.com/office/word/2018/wordml/cex" xmlns:w16cid="http://schemas.microsoft.com/office/word/2016/wordml/cid" xmlns:w16="http://schemas.microsoft.com/office/word/2018/wordml" xmlns:w16du="http://schemas.microsoft.com/office/word/2023/wordml/word16du" xmlns:w16sdtdh="http://schemas.microsoft.com/office/word/2020/wordml/sdtdatahash" xmlns:w16sdtfl="http://schemas.microsoft.com/office/word/2024/wordml/sdtformatlock" xmlns:w16se="http://schemas.microsoft.com/office/word/2015/wordml/symex" xmlns:wpg="http://schemas.microsoft.com/office/word/2010/wordprocessingGroup" xmlns:wpi="http://schemas.microsoft.com/office/word/2010/wordprocessingInk" xmlns:wne="http://schemas.microsoft.com/office/word/2006/wordml" xmlns:wps="http://schemas.microsoft.com/office/word/2010/wordprocessingShape" mc:Ignorable="w14 w15 w16se w16cid w16 w16cex w16sdtdh w16sdtfl w16du wp14">
   <w:body>
     <w:p>
       <w:pPr>
@@ -18,7 +18,7 @@
           <w:sz w:val="26"/>
           <w:szCs w:val="26"/>
         </w:rPr>
-        <w:t xml:space="preserve">Pauta de Autoevaluación de Competencias</w:t>
+        <w:t>Pauta de Autoevaluación de Competencias</w:t>
       </w:r>
       <w:bookmarkEnd w:id="0"/>
       <w:r>
@@ -434,7 +434,7 @@
                 <w:sz w:val="24"/>
                 <w:szCs w:val="24"/>
               </w:rPr>
-              <w:t xml:space="preserve">Tengo un dominio muy básico de la competencia, solo manejo alguno aspectos de manera aislada.</w:t>
+              <w:t>Tengo un dominio muy básico de la competencia, solo manejo alguno aspectos de manera aislada.</w:t>
             </w:r>
           </w:p>
         </w:tc>
@@ -481,7 +481,7 @@
                 <w:rFonts w:asciiTheme="minorHAnsi" w:eastAsiaTheme="majorEastAsia" w:hAnsiTheme="minorHAnsi" w:cstheme="minorBidi"/>
                 <w:color w:val="auto"/>
               </w:rPr>
-              <w:t xml:space="preserve">Tengo un dominio no logrado de la competencia, no manejo casi ningún aspecto de manera clara.</w:t>
+              <w:t>Tengo un dominio no logrado de la competencia, no manejo casi ningún aspecto de manera clara.</w:t>
             </w:r>
           </w:p>
         </w:tc>
@@ -769,7 +769,7 @@
                 <w:sz w:val="24"/>
                 <w:szCs w:val="24"/>
               </w:rPr>
-              <w:t xml:space="preserve">Benjamin Andres Oviedo Inostroza</w:t>
+              <w:t>Benjamin Andres Oviedo Inostroza</w:t>
             </w:r>
           </w:p>
         </w:tc>
@@ -830,7 +830,7 @@
                 <w:sz w:val="24"/>
                 <w:szCs w:val="24"/>
               </w:rPr>
-              <w:t xml:space="preserve">Ingeniero en Informatica</w:t>
+              <w:t>Ingeniero en Informatica</w:t>
             </w:r>
           </w:p>
         </w:tc>
@@ -894,7 +894,16 @@
                 <w:sz w:val="24"/>
                 <w:szCs w:val="24"/>
               </w:rPr>
-              <w:t>2022</w:t>
+              <w:t>202</w:t>
+            </w:r>
+            <w:r>
+              <w:rPr>
+                <w:rFonts w:eastAsiaTheme="majorEastAsia"/>
+                <w:color w:val="767171" w:themeColor="background2" w:themeShade="80"/>
+                <w:sz w:val="24"/>
+                <w:szCs w:val="24"/>
+              </w:rPr>
+              <w:t>3</w:t>
             </w:r>
           </w:p>
         </w:tc>
@@ -1239,7 +1248,7 @@
                 <w:sz w:val="18"/>
                 <w:szCs w:val="18"/>
               </w:rPr>
-              <w:t xml:space="preserve">Diseño y desarrollo de software</w:t>
+              <w:t>Diseño y desarrollo de software</w:t>
             </w:r>
           </w:p>
         </w:tc>
@@ -1296,7 +1305,7 @@
                 <w:sz w:val="18"/>
                 <w:szCs w:val="18"/>
               </w:rPr>
-              <w:t xml:space="preserve">X</w:t>
+              <w:t>X</w:t>
             </w:r>
           </w:p>
         </w:tc>
@@ -1351,7 +1360,7 @@
                 <w:sz w:val="18"/>
                 <w:szCs w:val="18"/>
               </w:rPr>
-              <w:t xml:space="preserve">Manejo bien la lógica de programación y los algoritmos, pero igual me falta soltura en proyectos más grandes o en frameworks nuevos.</w:t>
+              <w:t>Manejo bien la lógica de programación y los algoritmos, pero igual me falta soltura en proyectos más grandes o en frameworks nuevos.</w:t>
             </w:r>
           </w:p>
         </w:tc>
@@ -1383,7 +1392,7 @@
                 <w:sz w:val="18"/>
                 <w:szCs w:val="18"/>
               </w:rPr>
-              <w:t xml:space="preserve">Modelamiento y administración de bases de datos</w:t>
+              <w:t>Modelamiento y administración de bases de datos</w:t>
             </w:r>
           </w:p>
         </w:tc>
@@ -1440,7 +1449,7 @@
                 <w:sz w:val="18"/>
                 <w:szCs w:val="18"/>
               </w:rPr>
-              <w:t xml:space="preserve">X</w:t>
+              <w:t>X</w:t>
             </w:r>
           </w:p>
         </w:tc>
@@ -1495,7 +1504,7 @@
                 <w:sz w:val="18"/>
                 <w:szCs w:val="18"/>
               </w:rPr>
-              <w:t xml:space="preserve">Sé modelar y hacer consultas básicas, pero me falta profundizar en optimización y bases más complejas.</w:t>
+              <w:t>Sé modelar y hacer consultas básicas, pero me falta profundizar en optimización y bases más complejas.</w:t>
             </w:r>
           </w:p>
         </w:tc>
@@ -1526,7 +1535,7 @@
                 <w:sz w:val="18"/>
                 <w:szCs w:val="18"/>
               </w:rPr>
-              <w:t xml:space="preserve">Ingeniería de software</w:t>
+              <w:t>Ingeniería de software</w:t>
             </w:r>
           </w:p>
         </w:tc>
@@ -1583,7 +1592,7 @@
                 <w:sz w:val="18"/>
                 <w:szCs w:val="18"/>
               </w:rPr>
-              <w:t xml:space="preserve">X</w:t>
+              <w:t>X</w:t>
             </w:r>
           </w:p>
         </w:tc>
@@ -1638,7 +1647,7 @@
                 <w:sz w:val="18"/>
                 <w:szCs w:val="18"/>
               </w:rPr>
-              <w:t xml:space="preserve">Entiendo el proceso de levantar requisitos y diseñar, pero me falta más práctica en arquitectura y control de calidad.</w:t>
+              <w:t>Entiendo el proceso de levantar requisitos y diseñar, pero me falta más práctica en arquitectura y control de calidad.</w:t>
             </w:r>
           </w:p>
         </w:tc>
@@ -1669,7 +1678,7 @@
                 <w:sz w:val="18"/>
                 <w:szCs w:val="18"/>
               </w:rPr>
-              <w:t xml:space="preserve">Ciencia de datos y analítica</w:t>
+              <w:t>Ciencia de datos y analítica</w:t>
             </w:r>
           </w:p>
         </w:tc>
@@ -1710,7 +1719,7 @@
                 <w:sz w:val="18"/>
                 <w:szCs w:val="18"/>
               </w:rPr>
-              <w:t xml:space="preserve">X</w:t>
+              <w:t>X</w:t>
             </w:r>
           </w:p>
         </w:tc>
@@ -1781,7 +1790,7 @@
                 <w:sz w:val="18"/>
                 <w:szCs w:val="18"/>
               </w:rPr>
-              <w:t xml:space="preserve">Es donde más cómodo me siento, manejo bien minería de datos, big data y machine learning, solo me falta afinar algunos detalles más avanzados.</w:t>
+              <w:t>Es donde más cómodo me siento, manejo bien minería de datos, big data y machine learning, solo me falta afinar algunos detalles más avanzados.</w:t>
             </w:r>
           </w:p>
         </w:tc>
@@ -1812,7 +1821,7 @@
                 <w:sz w:val="18"/>
                 <w:szCs w:val="18"/>
               </w:rPr>
-              <w:t xml:space="preserve">Gestión de proyectos y riesgos informáticos</w:t>
+              <w:t>Gestión de proyectos y riesgos informáticos</w:t>
             </w:r>
           </w:p>
         </w:tc>
@@ -1869,7 +1878,7 @@
                 <w:sz w:val="18"/>
                 <w:szCs w:val="18"/>
               </w:rPr>
-              <w:t xml:space="preserve">X</w:t>
+              <w:t>X</w:t>
             </w:r>
           </w:p>
         </w:tc>
@@ -1924,7 +1933,7 @@
                 <w:sz w:val="18"/>
                 <w:szCs w:val="18"/>
               </w:rPr>
-              <w:t xml:space="preserve">Sé aplicar lo básico de gestión de riesgos y proyectos, pero todavía me cuesta la parte más formal de planificación.</w:t>
+              <w:t>Sé aplicar lo básico de gestión de riesgos y proyectos, pero todavía me cuesta la parte más formal de planificación.</w:t>
             </w:r>
           </w:p>
         </w:tc>
@@ -1955,7 +1964,7 @@
                 <w:sz w:val="18"/>
                 <w:szCs w:val="18"/>
               </w:rPr>
-              <w:t xml:space="preserve">Seguridad en sistemas computacionales</w:t>
+              <w:t>Seguridad en sistemas computacionales</w:t>
             </w:r>
           </w:p>
         </w:tc>
@@ -2028,7 +2037,7 @@
                 <w:sz w:val="18"/>
                 <w:szCs w:val="18"/>
               </w:rPr>
-              <w:t xml:space="preserve">X</w:t>
+              <w:t>X</w:t>
             </w:r>
           </w:p>
         </w:tc>
@@ -2067,7 +2076,7 @@
                 <w:sz w:val="18"/>
                 <w:szCs w:val="18"/>
               </w:rPr>
-              <w:t xml:space="preserve">Manejo solo algunos conceptos sueltos de seguridad e integración de plataformas, es un área que tengo poco desarrollada.</w:t>
+              <w:t>Manejo solo algunos conceptos sueltos de seguridad e integración de plataformas, es un área que tengo poco desarrollada.</w:t>
             </w:r>
           </w:p>
         </w:tc>
@@ -2098,7 +2107,7 @@
                 <w:sz w:val="18"/>
                 <w:szCs w:val="18"/>
               </w:rPr>
-              <w:t xml:space="preserve">Comunicación en inglés técnico</w:t>
+              <w:t>Comunicación en inglés técnico</w:t>
             </w:r>
           </w:p>
         </w:tc>
@@ -2139,7 +2148,7 @@
                 <w:sz w:val="18"/>
                 <w:szCs w:val="18"/>
               </w:rPr>
-              <w:t xml:space="preserve">X</w:t>
+              <w:t>X</w:t>
             </w:r>
           </w:p>
         </w:tc>
@@ -2210,7 +2219,7 @@
                 <w:sz w:val="18"/>
                 <w:szCs w:val="18"/>
               </w:rPr>
-              <w:t xml:space="preserve">Tengo buen nivel de inglés, me falta reforzar algunos aspectos más técnicos o de vocabulario específico.</w:t>
+              <w:t>Tengo buen nivel de inglés, me falta reforzar algunos aspectos más técnicos o de vocabulario específico.</w:t>
             </w:r>
           </w:p>
         </w:tc>
@@ -2241,7 +2250,7 @@
                 <w:sz w:val="18"/>
                 <w:szCs w:val="18"/>
               </w:rPr>
-              <w:t xml:space="preserve">Ética profesional y emprendimiento</w:t>
+              <w:t>Ética profesional y emprendimiento</w:t>
             </w:r>
           </w:p>
         </w:tc>
@@ -2314,7 +2323,7 @@
                 <w:sz w:val="18"/>
                 <w:szCs w:val="18"/>
               </w:rPr>
-              <w:t xml:space="preserve">X</w:t>
+              <w:t>X</w:t>
             </w:r>
           </w:p>
         </w:tc>
@@ -2353,7 +2362,7 @@
                 <w:sz w:val="18"/>
                 <w:szCs w:val="18"/>
               </w:rPr>
-              <w:t xml:space="preserve">Conozco lo básico pero no he profundizado mucho en esta área, me falta desarrollarla más.</w:t>
+              <w:t>Conozco lo básico pero no he profundizado mucho en esta área, me falta desarrollarla más.</w:t>
             </w:r>
           </w:p>
         </w:tc>
@@ -2397,7 +2406,7 @@
 </file>
 
 <file path=word/endnotes.xml><?xml version="1.0" encoding="utf-8"?>
-<w:endnotes xmlns:wpc="http://schemas.microsoft.com/office/word/2010/wordprocessingCanvas" xmlns:cx="http://schemas.microsoft.com/office/drawing/2014/chartex" xmlns:cx1="http://schemas.microsoft.com/office/drawing/2015/9/8/chartex" xmlns:cx2="http://schemas.microsoft.com/office/drawing/2015/10/21/chartex" xmlns:cx3="http://schemas.microsoft.com/office/drawing/2016/5/9/chartex" xmlns:cx4="http://schemas.microsoft.com/office/drawing/2016/5/10/chartex" xmlns:cx5="http://schemas.microsoft.com/office/drawing/2016/5/11/chartex" xmlns:cx6="http://schemas.microsoft.com/office/drawing/2016/5/12/chartex" xmlns:cx7="http://schemas.microsoft.com/office/drawing/2016/5/13/chartex" xmlns:cx8="http://schemas.microsoft.com/office/drawing/2016/5/14/chartex" xmlns:mc="http://schemas.openxmlformats.org/markup-compatibility/2006" xmlns:aink="http://schemas.microsoft.com/office/drawing/2016/ink" xmlns:am3d="http://schemas.microsoft.com/office/drawing/2017/model3d" xmlns:o="urn:schemas-microsoft-com:office:office" xmlns:r="http://schemas.openxmlformats.org/officeDocument/2006/relationships" xmlns:m="http://schemas.openxmlformats.org/officeDocument/2006/math" xmlns:v="urn:schemas-microsoft-com:vml" xmlns:wp14="http://schemas.microsoft.com/office/word/2010/wordprocessingDrawing" xmlns:wp="http://schemas.openxmlformats.org/drawingml/2006/wordprocessingDrawing" xmlns:w10="urn:schemas-microsoft-com:office:word" xmlns:w="http://schemas.openxmlformats.org/wordprocessingml/2006/main" xmlns:w14="http://schemas.microsoft.com/office/word/2010/wordml" xmlns:w15="http://schemas.microsoft.com/office/word/2012/wordml" xmlns:w16cex="http://schemas.microsoft.com/office/word/2018/wordml/cex" xmlns:w16cid="http://schemas.microsoft.com/office/word/2016/wordml/cid" xmlns:w16="http://schemas.microsoft.com/office/word/2018/wordml" xmlns:w16sdtdh="http://schemas.microsoft.com/office/word/2020/wordml/sdtdatahash" xmlns:w16se="http://schemas.microsoft.com/office/word/2015/wordml/symex" xmlns:wpg="http://schemas.microsoft.com/office/word/2010/wordprocessingGroup" xmlns:wpi="http://schemas.microsoft.com/office/word/2010/wordprocessingInk" xmlns:wne="http://schemas.microsoft.com/office/word/2006/wordml" xmlns:wps="http://schemas.microsoft.com/office/word/2010/wordprocessingShape" mc:Ignorable="w14 w15 w16se w16cid w16 w16cex w16sdtdh wp14">
+<w:endnotes xmlns:wpc="http://schemas.microsoft.com/office/word/2010/wordprocessingCanvas" xmlns:cx="http://schemas.microsoft.com/office/drawing/2014/chartex" xmlns:cx1="http://schemas.microsoft.com/office/drawing/2015/9/8/chartex" xmlns:cx2="http://schemas.microsoft.com/office/drawing/2015/10/21/chartex" xmlns:cx3="http://schemas.microsoft.com/office/drawing/2016/5/9/chartex" xmlns:cx4="http://schemas.microsoft.com/office/drawing/2016/5/10/chartex" xmlns:cx5="http://schemas.microsoft.com/office/drawing/2016/5/11/chartex" xmlns:cx6="http://schemas.microsoft.com/office/drawing/2016/5/12/chartex" xmlns:cx7="http://schemas.microsoft.com/office/drawing/2016/5/13/chartex" xmlns:cx8="http://schemas.microsoft.com/office/drawing/2016/5/14/chartex" xmlns:mc="http://schemas.openxmlformats.org/markup-compatibility/2006" xmlns:aink="http://schemas.microsoft.com/office/drawing/2016/ink" xmlns:am3d="http://schemas.microsoft.com/office/drawing/2017/model3d" xmlns:o="urn:schemas-microsoft-com:office:office" xmlns:oel="http://schemas.microsoft.com/office/2019/extlst" xmlns:r="http://schemas.openxmlformats.org/officeDocument/2006/relationships" xmlns:m="http://schemas.openxmlformats.org/officeDocument/2006/math" xmlns:v="urn:schemas-microsoft-com:vml" xmlns:wp14="http://schemas.microsoft.com/office/word/2010/wordprocessingDrawing" xmlns:wp="http://schemas.openxmlformats.org/drawingml/2006/wordprocessingDrawing" xmlns:w10="urn:schemas-microsoft-com:office:word" xmlns:w="http://schemas.openxmlformats.org/wordprocessingml/2006/main" xmlns:w14="http://schemas.microsoft.com/office/word/2010/wordml" xmlns:w15="http://schemas.microsoft.com/office/word/2012/wordml" xmlns:w16cei="http://schemas.microsoft.com/office/word/2026/wordml/cei" xmlns:w16cex="http://schemas.microsoft.com/office/word/2018/wordml/cex" xmlns:w16cid="http://schemas.microsoft.com/office/word/2016/wordml/cid" xmlns:w16="http://schemas.microsoft.com/office/word/2018/wordml" xmlns:w16du="http://schemas.microsoft.com/office/word/2023/wordml/word16du" xmlns:w16sdtdh="http://schemas.microsoft.com/office/word/2020/wordml/sdtdatahash" xmlns:w16sdtfl="http://schemas.microsoft.com/office/word/2024/wordml/sdtformatlock" xmlns:w16se="http://schemas.microsoft.com/office/word/2015/wordml/symex" xmlns:wpg="http://schemas.microsoft.com/office/word/2010/wordprocessingGroup" xmlns:wpi="http://schemas.microsoft.com/office/word/2010/wordprocessingInk" xmlns:wne="http://schemas.microsoft.com/office/word/2006/wordml" xmlns:wps="http://schemas.microsoft.com/office/word/2010/wordprocessingShape" mc:Ignorable="w14 w15 w16se w16cid w16 w16cex w16sdtdh w16sdtfl w16du wp14">
   <w:endnote w:type="separator" w:id="-1">
     <w:p>
       <w:pPr>
@@ -2422,7 +2431,7 @@
 </file>
 
 <file path=word/footer1.xml><?xml version="1.0" encoding="utf-8"?>
-<w:ftr xmlns:wpc="http://schemas.microsoft.com/office/word/2010/wordprocessingCanvas" xmlns:cx="http://schemas.microsoft.com/office/drawing/2014/chartex" xmlns:cx1="http://schemas.microsoft.com/office/drawing/2015/9/8/chartex" xmlns:cx2="http://schemas.microsoft.com/office/drawing/2015/10/21/chartex" xmlns:cx3="http://schemas.microsoft.com/office/drawing/2016/5/9/chartex" xmlns:cx4="http://schemas.microsoft.com/office/drawing/2016/5/10/chartex" xmlns:cx5="http://schemas.microsoft.com/office/drawing/2016/5/11/chartex" xmlns:cx6="http://schemas.microsoft.com/office/drawing/2016/5/12/chartex" xmlns:cx7="http://schemas.microsoft.com/office/drawing/2016/5/13/chartex" xmlns:cx8="http://schemas.microsoft.com/office/drawing/2016/5/14/chartex" xmlns:mc="http://schemas.openxmlformats.org/markup-compatibility/2006" xmlns:aink="http://schemas.microsoft.com/office/drawing/2016/ink" xmlns:am3d="http://schemas.microsoft.com/office/drawing/2017/model3d" xmlns:o="urn:schemas-microsoft-com:office:office" xmlns:r="http://schemas.openxmlformats.org/officeDocument/2006/relationships" xmlns:m="http://schemas.openxmlformats.org/officeDocument/2006/math" xmlns:v="urn:schemas-microsoft-com:vml" xmlns:wp14="http://schemas.microsoft.com/office/word/2010/wordprocessingDrawing" xmlns:wp="http://schemas.openxmlformats.org/drawingml/2006/wordprocessingDrawing" xmlns:w10="urn:schemas-microsoft-com:office:word" xmlns:w="http://schemas.openxmlformats.org/wordprocessingml/2006/main" xmlns:w14="http://schemas.microsoft.com/office/word/2010/wordml" xmlns:w15="http://schemas.microsoft.com/office/word/2012/wordml" xmlns:w16cex="http://schemas.microsoft.com/office/word/2018/wordml/cex" xmlns:w16cid="http://schemas.microsoft.com/office/word/2016/wordml/cid" xmlns:w16="http://schemas.microsoft.com/office/word/2018/wordml" xmlns:w16sdtdh="http://schemas.microsoft.com/office/word/2020/wordml/sdtdatahash" xmlns:w16se="http://schemas.microsoft.com/office/word/2015/wordml/symex" xmlns:wpg="http://schemas.microsoft.com/office/word/2010/wordprocessingGroup" xmlns:wpi="http://schemas.microsoft.com/office/word/2010/wordprocessingInk" xmlns:wne="http://schemas.microsoft.com/office/word/2006/wordml" xmlns:wps="http://schemas.microsoft.com/office/word/2010/wordprocessingShape" mc:Ignorable="w14 w15 w16se w16cid w16 w16cex w16sdtdh wp14">
+<w:ftr xmlns:wpc="http://schemas.microsoft.com/office/word/2010/wordprocessingCanvas" xmlns:cx="http://schemas.microsoft.com/office/drawing/2014/chartex" xmlns:cx1="http://schemas.microsoft.com/office/drawing/2015/9/8/chartex" xmlns:cx2="http://schemas.microsoft.com/office/drawing/2015/10/21/chartex" xmlns:cx3="http://schemas.microsoft.com/office/drawing/2016/5/9/chartex" xmlns:cx4="http://schemas.microsoft.com/office/drawing/2016/5/10/chartex" xmlns:cx5="http://schemas.microsoft.com/office/drawing/2016/5/11/chartex" xmlns:cx6="http://schemas.microsoft.com/office/drawing/2016/5/12/chartex" xmlns:cx7="http://schemas.microsoft.com/office/drawing/2016/5/13/chartex" xmlns:cx8="http://schemas.microsoft.com/office/drawing/2016/5/14/chartex" xmlns:mc="http://schemas.openxmlformats.org/markup-compatibility/2006" xmlns:aink="http://schemas.microsoft.com/office/drawing/2016/ink" xmlns:am3d="http://schemas.microsoft.com/office/drawing/2017/model3d" xmlns:o="urn:schemas-microsoft-com:office:office" xmlns:oel="http://schemas.microsoft.com/office/2019/extlst" xmlns:r="http://schemas.openxmlformats.org/officeDocument/2006/relationships" xmlns:m="http://schemas.openxmlformats.org/officeDocument/2006/math" xmlns:v="urn:schemas-microsoft-com:vml" xmlns:wp14="http://schemas.microsoft.com/office/word/2010/wordprocessingDrawing" xmlns:wp="http://schemas.openxmlformats.org/drawingml/2006/wordprocessingDrawing" xmlns:w10="urn:schemas-microsoft-com:office:word" xmlns:w="http://schemas.openxmlformats.org/wordprocessingml/2006/main" xmlns:w14="http://schemas.microsoft.com/office/word/2010/wordml" xmlns:w15="http://schemas.microsoft.com/office/word/2012/wordml" xmlns:w16cei="http://schemas.microsoft.com/office/word/2026/wordml/cei" xmlns:w16cex="http://schemas.microsoft.com/office/word/2018/wordml/cex" xmlns:w16cid="http://schemas.microsoft.com/office/word/2016/wordml/cid" xmlns:w16="http://schemas.microsoft.com/office/word/2018/wordml" xmlns:w16du="http://schemas.microsoft.com/office/word/2023/wordml/word16du" xmlns:w16sdtdh="http://schemas.microsoft.com/office/word/2020/wordml/sdtdatahash" xmlns:w16sdtfl="http://schemas.microsoft.com/office/word/2024/wordml/sdtformatlock" xmlns:w16se="http://schemas.microsoft.com/office/word/2015/wordml/symex" xmlns:wpg="http://schemas.microsoft.com/office/word/2010/wordprocessingGroup" xmlns:wpi="http://schemas.microsoft.com/office/word/2010/wordprocessingInk" xmlns:wne="http://schemas.microsoft.com/office/word/2006/wordml" xmlns:wps="http://schemas.microsoft.com/office/word/2010/wordprocessingShape" mc:Ignorable="w14 w15 w16se w16cid w16 w16cex w16sdtdh w16sdtfl w16du wp14">
   <w:p>
     <w:pPr>
       <w:pStyle w:val="Piedepgina"/>
@@ -2432,7 +2441,7 @@
 </file>
 
 <file path=word/footer2.xml><?xml version="1.0" encoding="utf-8"?>
-<w:ftr xmlns:wpc="http://schemas.microsoft.com/office/word/2010/wordprocessingCanvas" xmlns:cx="http://schemas.microsoft.com/office/drawing/2014/chartex" xmlns:cx1="http://schemas.microsoft.com/office/drawing/2015/9/8/chartex" xmlns:cx2="http://schemas.microsoft.com/office/drawing/2015/10/21/chartex" xmlns:cx3="http://schemas.microsoft.com/office/drawing/2016/5/9/chartex" xmlns:cx4="http://schemas.microsoft.com/office/drawing/2016/5/10/chartex" xmlns:cx5="http://schemas.microsoft.com/office/drawing/2016/5/11/chartex" xmlns:cx6="http://schemas.microsoft.com/office/drawing/2016/5/12/chartex" xmlns:cx7="http://schemas.microsoft.com/office/drawing/2016/5/13/chartex" xmlns:cx8="http://schemas.microsoft.com/office/drawing/2016/5/14/chartex" xmlns:mc="http://schemas.openxmlformats.org/markup-compatibility/2006" xmlns:aink="http://schemas.microsoft.com/office/drawing/2016/ink" xmlns:am3d="http://schemas.microsoft.com/office/drawing/2017/model3d" xmlns:o="urn:schemas-microsoft-com:office:office" xmlns:r="http://schemas.openxmlformats.org/officeDocument/2006/relationships" xmlns:m="http://schemas.openxmlformats.org/officeDocument/2006/math" xmlns:v="urn:schemas-microsoft-com:vml" xmlns:wp14="http://schemas.microsoft.com/office/word/2010/wordprocessingDrawing" xmlns:wp="http://schemas.openxmlformats.org/drawingml/2006/wordprocessingDrawing" xmlns:w10="urn:schemas-microsoft-com:office:word" xmlns:w="http://schemas.openxmlformats.org/wordprocessingml/2006/main" xmlns:w14="http://schemas.microsoft.com/office/word/2010/wordml" xmlns:w15="http://schemas.microsoft.com/office/word/2012/wordml" xmlns:w16cex="http://schemas.microsoft.com/office/word/2018/wordml/cex" xmlns:w16cid="http://schemas.microsoft.com/office/word/2016/wordml/cid" xmlns:w16="http://schemas.microsoft.com/office/word/2018/wordml" xmlns:w16sdtdh="http://schemas.microsoft.com/office/word/2020/wordml/sdtdatahash" xmlns:w16se="http://schemas.microsoft.com/office/word/2015/wordml/symex" xmlns:wpg="http://schemas.microsoft.com/office/word/2010/wordprocessingGroup" xmlns:wpi="http://schemas.microsoft.com/office/word/2010/wordprocessingInk" xmlns:wne="http://schemas.microsoft.com/office/word/2006/wordml" xmlns:wps="http://schemas.microsoft.com/office/word/2010/wordprocessingShape" mc:Ignorable="w14 w15 w16se w16cid w16 w16cex w16sdtdh wp14">
+<w:ftr xmlns:wpc="http://schemas.microsoft.com/office/word/2010/wordprocessingCanvas" xmlns:cx="http://schemas.microsoft.com/office/drawing/2014/chartex" xmlns:cx1="http://schemas.microsoft.com/office/drawing/2015/9/8/chartex" xmlns:cx2="http://schemas.microsoft.com/office/drawing/2015/10/21/chartex" xmlns:cx3="http://schemas.microsoft.com/office/drawing/2016/5/9/chartex" xmlns:cx4="http://schemas.microsoft.com/office/drawing/2016/5/10/chartex" xmlns:cx5="http://schemas.microsoft.com/office/drawing/2016/5/11/chartex" xmlns:cx6="http://schemas.microsoft.com/office/drawing/2016/5/12/chartex" xmlns:cx7="http://schemas.microsoft.com/office/drawing/2016/5/13/chartex" xmlns:cx8="http://schemas.microsoft.com/office/drawing/2016/5/14/chartex" xmlns:mc="http://schemas.openxmlformats.org/markup-compatibility/2006" xmlns:aink="http://schemas.microsoft.com/office/drawing/2016/ink" xmlns:am3d="http://schemas.microsoft.com/office/drawing/2017/model3d" xmlns:o="urn:schemas-microsoft-com:office:office" xmlns:oel="http://schemas.microsoft.com/office/2019/extlst" xmlns:r="http://schemas.openxmlformats.org/officeDocument/2006/relationships" xmlns:m="http://schemas.openxmlformats.org/officeDocument/2006/math" xmlns:v="urn:schemas-microsoft-com:vml" xmlns:wp14="http://schemas.microsoft.com/office/word/2010/wordprocessingDrawing" xmlns:wp="http://schemas.openxmlformats.org/drawingml/2006/wordprocessingDrawing" xmlns:w10="urn:schemas-microsoft-com:office:word" xmlns:w="http://schemas.openxmlformats.org/wordprocessingml/2006/main" xmlns:w14="http://schemas.microsoft.com/office/word/2010/wordml" xmlns:w15="http://schemas.microsoft.com/office/word/2012/wordml" xmlns:w16cei="http://schemas.microsoft.com/office/word/2026/wordml/cei" xmlns:w16cex="http://schemas.microsoft.com/office/word/2018/wordml/cex" xmlns:w16cid="http://schemas.microsoft.com/office/word/2016/wordml/cid" xmlns:w16="http://schemas.microsoft.com/office/word/2018/wordml" xmlns:w16du="http://schemas.microsoft.com/office/word/2023/wordml/word16du" xmlns:w16sdtdh="http://schemas.microsoft.com/office/word/2020/wordml/sdtdatahash" xmlns:w16sdtfl="http://schemas.microsoft.com/office/word/2024/wordml/sdtformatlock" xmlns:w16se="http://schemas.microsoft.com/office/word/2015/wordml/symex" xmlns:wpg="http://schemas.microsoft.com/office/word/2010/wordprocessingGroup" xmlns:wpi="http://schemas.microsoft.com/office/word/2010/wordprocessingInk" xmlns:wne="http://schemas.microsoft.com/office/word/2006/wordml" xmlns:wps="http://schemas.microsoft.com/office/word/2010/wordprocessingShape" mc:Ignorable="w14 w15 w16se w16cid w16 w16cex w16sdtdh w16sdtfl w16du wp14">
   <w:sdt>
     <w:sdtPr>
       <w:id w:val="-1904276369"/>
@@ -2441,7 +2450,6 @@
         <w:docPartUnique/>
       </w:docPartObj>
     </w:sdtPr>
-    <w:sdtEndPr/>
     <w:sdtContent>
       <w:p>
         <w:pPr>
@@ -2651,14 +2659,14 @@
                 </wp:anchor>
               </w:drawing>
             </mc:Choice>
-            <mc:Fallback xmlns:a14="http://schemas.microsoft.com/office/drawing/2010/main" xmlns:a="http://schemas.openxmlformats.org/drawingml/2006/main">
+            <mc:Fallback>
               <w:pict>
-                <v:group id="Grupo 32" style="position:absolute;margin-left:0;margin-top:0;width:610.5pt;height:15pt;z-index:251659264;mso-width-percent:1000;mso-position-horizontal:center;mso-position-horizontal-relative:page;mso-position-vertical:center;mso-position-vertical-relative:bottom-margin-area;mso-width-percent:1000" coordsize="12255,300" coordorigin=",14970" o:spid="_x0000_s1026" w14:anchorId="51D00065" o:gfxdata="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">
+                <v:group w14:anchorId="51D00065" id="Grupo 32" o:spid="_x0000_s1026" style="position:absolute;margin-left:0;margin-top:0;width:610.5pt;height:15pt;z-index:251659264;mso-width-percent:1000;mso-position-horizontal:center;mso-position-horizontal-relative:page;mso-position-vertical:center;mso-position-vertical-relative:bottom-margin-area;mso-width-percent:1000" coordorigin=",14970" coordsize="12255,300" o:gfxdata="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">
                   <v:shapetype id="_x0000_t202" coordsize="21600,21600" o:spt="202" path="m,l,21600r21600,l21600,xe">
                     <v:stroke joinstyle="miter"/>
                     <v:path gradientshapeok="t" o:connecttype="rect"/>
                   </v:shapetype>
-                  <v:shape id="Text Box 25" style="position:absolute;left:10803;top:14982;width:659;height:288;visibility:visible;mso-wrap-style:square;v-text-anchor:top" o:spid="_x0000_s1027" filled="f" stroked="f" type="#_x0000_t202" o:gfxdata="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">
+                  <v:shape id="Text Box 25" o:spid="_x0000_s1027" type="#_x0000_t202" style="position:absolute;left:10803;top:14982;width:659;height:288;visibility:visible;mso-wrap-style:square;v-text-anchor:top" o:gfxdata="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" filled="f" stroked="f">
                     <v:textbox inset="0,0,0,0">
                       <w:txbxContent>
                         <w:p>
@@ -2692,20 +2700,20 @@
                       </w:txbxContent>
                     </v:textbox>
                   </v:shape>
-                  <v:group id="Group 31" style="position:absolute;top:14970;width:12255;height:230;flip:x" coordsize="12255,230" coordorigin="-8,14978" o:spid="_x0000_s1028" o:gfxdata="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">
-                    <v:shapetype id="_x0000_t34" coordsize="21600,21600" o:oned="t" filled="f" o:spt="34" adj="10800" path="m,l@0,0@0,21600,21600,21600e">
+                  <v:group id="Group 31" o:spid="_x0000_s1028" style="position:absolute;top:14970;width:12255;height:230;flip:x" coordorigin="-8,14978" coordsize="12255,230" o:gfxdata="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">
+                    <v:shapetype id="_x0000_t34" coordsize="21600,21600" o:spt="34" o:oned="t" adj="10800" path="m,l@0,0@0,21600,21600,21600e" filled="f">
                       <v:stroke joinstyle="miter"/>
                       <v:formulas>
                         <v:f eqn="val #0"/>
                       </v:formulas>
-                      <v:path fillok="f" arrowok="t" o:connecttype="none"/>
+                      <v:path arrowok="t" fillok="f" o:connecttype="none"/>
                       <v:handles>
                         <v:h position="#0,center"/>
                       </v:handles>
                       <o:lock v:ext="edit" shapetype="t"/>
                     </v:shapetype>
-                    <v:shape id="AutoShape 27" style="position:absolute;left:-8;top:14978;width:1260;height:230;flip:y;visibility:visible;mso-wrap-style:square" o:spid="_x0000_s1029" strokecolor="#a5a5a5" o:connectortype="elbow" type="#_x0000_t34" o:gfxdata="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"/>
-                    <v:shape id="AutoShape 28" style="position:absolute;left:1252;top:14978;width:10995;height:230;rotation:180;visibility:visible;mso-wrap-style:square" o:spid="_x0000_s1030" strokecolor="#a5a5a5" o:connectortype="elbow" type="#_x0000_t34" adj="20904" o:gfxdata="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"/>
+                    <v:shape id="AutoShape 27" o:spid="_x0000_s1029" type="#_x0000_t34" style="position:absolute;left:-8;top:14978;width:1260;height:230;flip:y;visibility:visible;mso-wrap-style:square" o:connectortype="elbow" o:gfxdata="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" strokecolor="#a5a5a5"/>
+                    <v:shape id="AutoShape 28" o:spid="_x0000_s1030" type="#_x0000_t34" style="position:absolute;left:1252;top:14978;width:10995;height:230;rotation:180;visibility:visible;mso-wrap-style:square" o:connectortype="elbow" o:gfxdata="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" adj="20904" strokecolor="#a5a5a5"/>
                   </v:group>
                   <w10:wrap anchorx="page" anchory="margin"/>
                 </v:group>
@@ -2720,7 +2728,7 @@
 </file>
 
 <file path=word/footer3.xml><?xml version="1.0" encoding="utf-8"?>
-<w:ftr xmlns:wpc="http://schemas.microsoft.com/office/word/2010/wordprocessingCanvas" xmlns:cx="http://schemas.microsoft.com/office/drawing/2014/chartex" xmlns:cx1="http://schemas.microsoft.com/office/drawing/2015/9/8/chartex" xmlns:cx2="http://schemas.microsoft.com/office/drawing/2015/10/21/chartex" xmlns:cx3="http://schemas.microsoft.com/office/drawing/2016/5/9/chartex" xmlns:cx4="http://schemas.microsoft.com/office/drawing/2016/5/10/chartex" xmlns:cx5="http://schemas.microsoft.com/office/drawing/2016/5/11/chartex" xmlns:cx6="http://schemas.microsoft.com/office/drawing/2016/5/12/chartex" xmlns:cx7="http://schemas.microsoft.com/office/drawing/2016/5/13/chartex" xmlns:cx8="http://schemas.microsoft.com/office/drawing/2016/5/14/chartex" xmlns:mc="http://schemas.openxmlformats.org/markup-compatibility/2006" xmlns:aink="http://schemas.microsoft.com/office/drawing/2016/ink" xmlns:am3d="http://schemas.microsoft.com/office/drawing/2017/model3d" xmlns:o="urn:schemas-microsoft-com:office:office" xmlns:r="http://schemas.openxmlformats.org/officeDocument/2006/relationships" xmlns:m="http://schemas.openxmlformats.org/officeDocument/2006/math" xmlns:v="urn:schemas-microsoft-com:vml" xmlns:wp14="http://schemas.microsoft.com/office/word/2010/wordprocessingDrawing" xmlns:wp="http://schemas.openxmlformats.org/drawingml/2006/wordprocessingDrawing" xmlns:w10="urn:schemas-microsoft-com:office:word" xmlns:w="http://schemas.openxmlformats.org/wordprocessingml/2006/main" xmlns:w14="http://schemas.microsoft.com/office/word/2010/wordml" xmlns:w15="http://schemas.microsoft.com/office/word/2012/wordml" xmlns:w16cex="http://schemas.microsoft.com/office/word/2018/wordml/cex" xmlns:w16cid="http://schemas.microsoft.com/office/word/2016/wordml/cid" xmlns:w16="http://schemas.microsoft.com/office/word/2018/wordml" xmlns:w16sdtdh="http://schemas.microsoft.com/office/word/2020/wordml/sdtdatahash" xmlns:w16se="http://schemas.microsoft.com/office/word/2015/wordml/symex" xmlns:wpg="http://schemas.microsoft.com/office/word/2010/wordprocessingGroup" xmlns:wpi="http://schemas.microsoft.com/office/word/2010/wordprocessingInk" xmlns:wne="http://schemas.microsoft.com/office/word/2006/wordml" xmlns:wps="http://schemas.microsoft.com/office/word/2010/wordprocessingShape" mc:Ignorable="w14 w15 w16se w16cid w16 w16cex w16sdtdh wp14">
+<w:ftr xmlns:wpc="http://schemas.microsoft.com/office/word/2010/wordprocessingCanvas" xmlns:cx="http://schemas.microsoft.com/office/drawing/2014/chartex" xmlns:cx1="http://schemas.microsoft.com/office/drawing/2015/9/8/chartex" xmlns:cx2="http://schemas.microsoft.com/office/drawing/2015/10/21/chartex" xmlns:cx3="http://schemas.microsoft.com/office/drawing/2016/5/9/chartex" xmlns:cx4="http://schemas.microsoft.com/office/drawing/2016/5/10/chartex" xmlns:cx5="http://schemas.microsoft.com/office/drawing/2016/5/11/chartex" xmlns:cx6="http://schemas.microsoft.com/office/drawing/2016/5/12/chartex" xmlns:cx7="http://schemas.microsoft.com/office/drawing/2016/5/13/chartex" xmlns:cx8="http://schemas.microsoft.com/office/drawing/2016/5/14/chartex" xmlns:mc="http://schemas.openxmlformats.org/markup-compatibility/2006" xmlns:aink="http://schemas.microsoft.com/office/drawing/2016/ink" xmlns:am3d="http://schemas.microsoft.com/office/drawing/2017/model3d" xmlns:o="urn:schemas-microsoft-com:office:office" xmlns:oel="http://schemas.microsoft.com/office/2019/extlst" xmlns:r="http://schemas.openxmlformats.org/officeDocument/2006/relationships" xmlns:m="http://schemas.openxmlformats.org/officeDocument/2006/math" xmlns:v="urn:schemas-microsoft-com:vml" xmlns:wp14="http://schemas.microsoft.com/office/word/2010/wordprocessingDrawing" xmlns:wp="http://schemas.openxmlformats.org/drawingml/2006/wordprocessingDrawing" xmlns:w10="urn:schemas-microsoft-com:office:word" xmlns:w="http://schemas.openxmlformats.org/wordprocessingml/2006/main" xmlns:w14="http://schemas.microsoft.com/office/word/2010/wordml" xmlns:w15="http://schemas.microsoft.com/office/word/2012/wordml" xmlns:w16cei="http://schemas.microsoft.com/office/word/2026/wordml/cei" xmlns:w16cex="http://schemas.microsoft.com/office/word/2018/wordml/cex" xmlns:w16cid="http://schemas.microsoft.com/office/word/2016/wordml/cid" xmlns:w16="http://schemas.microsoft.com/office/word/2018/wordml" xmlns:w16du="http://schemas.microsoft.com/office/word/2023/wordml/word16du" xmlns:w16sdtdh="http://schemas.microsoft.com/office/word/2020/wordml/sdtdatahash" xmlns:w16sdtfl="http://schemas.microsoft.com/office/word/2024/wordml/sdtformatlock" xmlns:w16se="http://schemas.microsoft.com/office/word/2015/wordml/symex" xmlns:wpg="http://schemas.microsoft.com/office/word/2010/wordprocessingGroup" xmlns:wpi="http://schemas.microsoft.com/office/word/2010/wordprocessingInk" xmlns:wne="http://schemas.microsoft.com/office/word/2006/wordml" xmlns:wps="http://schemas.microsoft.com/office/word/2010/wordprocessingShape" mc:Ignorable="w14 w15 w16se w16cid w16 w16cex w16sdtdh w16sdtfl w16du wp14">
   <w:p>
     <w:pPr>
       <w:pStyle w:val="Piedepgina"/>
@@ -2730,7 +2738,7 @@
 </file>
 
 <file path=word/footnotes.xml><?xml version="1.0" encoding="utf-8"?>
-<w:footnotes xmlns:wpc="http://schemas.microsoft.com/office/word/2010/wordprocessingCanvas" xmlns:cx="http://schemas.microsoft.com/office/drawing/2014/chartex" xmlns:cx1="http://schemas.microsoft.com/office/drawing/2015/9/8/chartex" xmlns:cx2="http://schemas.microsoft.com/office/drawing/2015/10/21/chartex" xmlns:cx3="http://schemas.microsoft.com/office/drawing/2016/5/9/chartex" xmlns:cx4="http://schemas.microsoft.com/office/drawing/2016/5/10/chartex" xmlns:cx5="http://schemas.microsoft.com/office/drawing/2016/5/11/chartex" xmlns:cx6="http://schemas.microsoft.com/office/drawing/2016/5/12/chartex" xmlns:cx7="http://schemas.microsoft.com/office/drawing/2016/5/13/chartex" xmlns:cx8="http://schemas.microsoft.com/office/drawing/2016/5/14/chartex" xmlns:mc="http://schemas.openxmlformats.org/markup-compatibility/2006" xmlns:aink="http://schemas.microsoft.com/office/drawing/2016/ink" xmlns:am3d="http://schemas.microsoft.com/office/drawing/2017/model3d" xmlns:o="urn:schemas-microsoft-com:office:office" xmlns:r="http://schemas.openxmlformats.org/officeDocument/2006/relationships" xmlns:m="http://schemas.openxmlformats.org/officeDocument/2006/math" xmlns:v="urn:schemas-microsoft-com:vml" xmlns:wp14="http://schemas.microsoft.com/office/word/2010/wordprocessingDrawing" xmlns:wp="http://schemas.openxmlformats.org/drawingml/2006/wordprocessingDrawing" xmlns:w10="urn:schemas-microsoft-com:office:word" xmlns:w="http://schemas.openxmlformats.org/wordprocessingml/2006/main" xmlns:w14="http://schemas.microsoft.com/office/word/2010/wordml" xmlns:w15="http://schemas.microsoft.com/office/word/2012/wordml" xmlns:w16cex="http://schemas.microsoft.com/office/word/2018/wordml/cex" xmlns:w16cid="http://schemas.microsoft.com/office/word/2016/wordml/cid" xmlns:w16="http://schemas.microsoft.com/office/word/2018/wordml" xmlns:w16sdtdh="http://schemas.microsoft.com/office/word/2020/wordml/sdtdatahash" xmlns:w16se="http://schemas.microsoft.com/office/word/2015/wordml/symex" xmlns:wpg="http://schemas.microsoft.com/office/word/2010/wordprocessingGroup" xmlns:wpi="http://schemas.microsoft.com/office/word/2010/wordprocessingInk" xmlns:wne="http://schemas.microsoft.com/office/word/2006/wordml" xmlns:wps="http://schemas.microsoft.com/office/word/2010/wordprocessingShape" mc:Ignorable="w14 w15 w16se w16cid w16 w16cex w16sdtdh wp14">
+<w:footnotes xmlns:wpc="http://schemas.microsoft.com/office/word/2010/wordprocessingCanvas" xmlns:cx="http://schemas.microsoft.com/office/drawing/2014/chartex" xmlns:cx1="http://schemas.microsoft.com/office/drawing/2015/9/8/chartex" xmlns:cx2="http://schemas.microsoft.com/office/drawing/2015/10/21/chartex" xmlns:cx3="http://schemas.microsoft.com/office/drawing/2016/5/9/chartex" xmlns:cx4="http://schemas.microsoft.com/office/drawing/2016/5/10/chartex" xmlns:cx5="http://schemas.microsoft.com/office/drawing/2016/5/11/chartex" xmlns:cx6="http://schemas.microsoft.com/office/drawing/2016/5/12/chartex" xmlns:cx7="http://schemas.microsoft.com/office/drawing/2016/5/13/chartex" xmlns:cx8="http://schemas.microsoft.com/office/drawing/2016/5/14/chartex" xmlns:mc="http://schemas.openxmlformats.org/markup-compatibility/2006" xmlns:aink="http://schemas.microsoft.com/office/drawing/2016/ink" xmlns:am3d="http://schemas.microsoft.com/office/drawing/2017/model3d" xmlns:o="urn:schemas-microsoft-com:office:office" xmlns:oel="http://schemas.microsoft.com/office/2019/extlst" xmlns:r="http://schemas.openxmlformats.org/officeDocument/2006/relationships" xmlns:m="http://schemas.openxmlformats.org/officeDocument/2006/math" xmlns:v="urn:schemas-microsoft-com:vml" xmlns:wp14="http://schemas.microsoft.com/office/word/2010/wordprocessingDrawing" xmlns:wp="http://schemas.openxmlformats.org/drawingml/2006/wordprocessingDrawing" xmlns:w10="urn:schemas-microsoft-com:office:word" xmlns:w="http://schemas.openxmlformats.org/wordprocessingml/2006/main" xmlns:w14="http://schemas.microsoft.com/office/word/2010/wordml" xmlns:w15="http://schemas.microsoft.com/office/word/2012/wordml" xmlns:w16cei="http://schemas.microsoft.com/office/word/2026/wordml/cei" xmlns:w16cex="http://schemas.microsoft.com/office/word/2018/wordml/cex" xmlns:w16cid="http://schemas.microsoft.com/office/word/2016/wordml/cid" xmlns:w16="http://schemas.microsoft.com/office/word/2018/wordml" xmlns:w16du="http://schemas.microsoft.com/office/word/2023/wordml/word16du" xmlns:w16sdtdh="http://schemas.microsoft.com/office/word/2020/wordml/sdtdatahash" xmlns:w16sdtfl="http://schemas.microsoft.com/office/word/2024/wordml/sdtformatlock" xmlns:w16se="http://schemas.microsoft.com/office/word/2015/wordml/symex" xmlns:wpg="http://schemas.microsoft.com/office/word/2010/wordprocessingGroup" xmlns:wpi="http://schemas.microsoft.com/office/word/2010/wordprocessingInk" xmlns:wne="http://schemas.microsoft.com/office/word/2006/wordml" xmlns:wps="http://schemas.microsoft.com/office/word/2010/wordprocessingShape" mc:Ignorable="w14 w15 w16se w16cid w16 w16cex w16sdtdh w16sdtfl w16du wp14">
   <w:footnote w:type="separator" w:id="-1">
     <w:p>
       <w:pPr>
@@ -2755,7 +2763,7 @@
 </file>
 
 <file path=word/header1.xml><?xml version="1.0" encoding="utf-8"?>
-<w:hdr xmlns:wpc="http://schemas.microsoft.com/office/word/2010/wordprocessingCanvas" xmlns:cx="http://schemas.microsoft.com/office/drawing/2014/chartex" xmlns:cx1="http://schemas.microsoft.com/office/drawing/2015/9/8/chartex" xmlns:cx2="http://schemas.microsoft.com/office/drawing/2015/10/21/chartex" xmlns:cx3="http://schemas.microsoft.com/office/drawing/2016/5/9/chartex" xmlns:cx4="http://schemas.microsoft.com/office/drawing/2016/5/10/chartex" xmlns:cx5="http://schemas.microsoft.com/office/drawing/2016/5/11/chartex" xmlns:cx6="http://schemas.microsoft.com/office/drawing/2016/5/12/chartex" xmlns:cx7="http://schemas.microsoft.com/office/drawing/2016/5/13/chartex" xmlns:cx8="http://schemas.microsoft.com/office/drawing/2016/5/14/chartex" xmlns:mc="http://schemas.openxmlformats.org/markup-compatibility/2006" xmlns:aink="http://schemas.microsoft.com/office/drawing/2016/ink" xmlns:am3d="http://schemas.microsoft.com/office/drawing/2017/model3d" xmlns:o="urn:schemas-microsoft-com:office:office" xmlns:r="http://schemas.openxmlformats.org/officeDocument/2006/relationships" xmlns:m="http://schemas.openxmlformats.org/officeDocument/2006/math" xmlns:v="urn:schemas-microsoft-com:vml" xmlns:wp14="http://schemas.microsoft.com/office/word/2010/wordprocessingDrawing" xmlns:wp="http://schemas.openxmlformats.org/drawingml/2006/wordprocessingDrawing" xmlns:w10="urn:schemas-microsoft-com:office:word" xmlns:w="http://schemas.openxmlformats.org/wordprocessingml/2006/main" xmlns:w14="http://schemas.microsoft.com/office/word/2010/wordml" xmlns:w15="http://schemas.microsoft.com/office/word/2012/wordml" xmlns:w16cex="http://schemas.microsoft.com/office/word/2018/wordml/cex" xmlns:w16cid="http://schemas.microsoft.com/office/word/2016/wordml/cid" xmlns:w16="http://schemas.microsoft.com/office/word/2018/wordml" xmlns:w16sdtdh="http://schemas.microsoft.com/office/word/2020/wordml/sdtdatahash" xmlns:w16se="http://schemas.microsoft.com/office/word/2015/wordml/symex" xmlns:wpg="http://schemas.microsoft.com/office/word/2010/wordprocessingGroup" xmlns:wpi="http://schemas.microsoft.com/office/word/2010/wordprocessingInk" xmlns:wne="http://schemas.microsoft.com/office/word/2006/wordml" xmlns:wps="http://schemas.microsoft.com/office/word/2010/wordprocessingShape" mc:Ignorable="w14 w15 w16se w16cid w16 w16cex w16sdtdh wp14">
+<w:hdr xmlns:wpc="http://schemas.microsoft.com/office/word/2010/wordprocessingCanvas" xmlns:cx="http://schemas.microsoft.com/office/drawing/2014/chartex" xmlns:cx1="http://schemas.microsoft.com/office/drawing/2015/9/8/chartex" xmlns:cx2="http://schemas.microsoft.com/office/drawing/2015/10/21/chartex" xmlns:cx3="http://schemas.microsoft.com/office/drawing/2016/5/9/chartex" xmlns:cx4="http://schemas.microsoft.com/office/drawing/2016/5/10/chartex" xmlns:cx5="http://schemas.microsoft.com/office/drawing/2016/5/11/chartex" xmlns:cx6="http://schemas.microsoft.com/office/drawing/2016/5/12/chartex" xmlns:cx7="http://schemas.microsoft.com/office/drawing/2016/5/13/chartex" xmlns:cx8="http://schemas.microsoft.com/office/drawing/2016/5/14/chartex" xmlns:mc="http://schemas.openxmlformats.org/markup-compatibility/2006" xmlns:aink="http://schemas.microsoft.com/office/drawing/2016/ink" xmlns:am3d="http://schemas.microsoft.com/office/drawing/2017/model3d" xmlns:o="urn:schemas-microsoft-com:office:office" xmlns:oel="http://schemas.microsoft.com/office/2019/extlst" xmlns:r="http://schemas.openxmlformats.org/officeDocument/2006/relationships" xmlns:m="http://schemas.openxmlformats.org/officeDocument/2006/math" xmlns:v="urn:schemas-microsoft-com:vml" xmlns:wp14="http://schemas.microsoft.com/office/word/2010/wordprocessingDrawing" xmlns:wp="http://schemas.openxmlformats.org/drawingml/2006/wordprocessingDrawing" xmlns:w10="urn:schemas-microsoft-com:office:word" xmlns:w="http://schemas.openxmlformats.org/wordprocessingml/2006/main" xmlns:w14="http://schemas.microsoft.com/office/word/2010/wordml" xmlns:w15="http://schemas.microsoft.com/office/word/2012/wordml" xmlns:w16cei="http://schemas.microsoft.com/office/word/2026/wordml/cei" xmlns:w16cex="http://schemas.microsoft.com/office/word/2018/wordml/cex" xmlns:w16cid="http://schemas.microsoft.com/office/word/2016/wordml/cid" xmlns:w16="http://schemas.microsoft.com/office/word/2018/wordml" xmlns:w16du="http://schemas.microsoft.com/office/word/2023/wordml/word16du" xmlns:w16sdtdh="http://schemas.microsoft.com/office/word/2020/wordml/sdtdatahash" xmlns:w16sdtfl="http://schemas.microsoft.com/office/word/2024/wordml/sdtformatlock" xmlns:w16se="http://schemas.microsoft.com/office/word/2015/wordml/symex" xmlns:wpg="http://schemas.microsoft.com/office/word/2010/wordprocessingGroup" xmlns:wpi="http://schemas.microsoft.com/office/word/2010/wordprocessingInk" xmlns:wne="http://schemas.microsoft.com/office/word/2006/wordml" xmlns:wps="http://schemas.microsoft.com/office/word/2010/wordprocessingShape" mc:Ignorable="w14 w15 w16se w16cid w16 w16cex w16sdtdh w16sdtfl w16du wp14">
   <w:p>
     <w:pPr>
       <w:pStyle w:val="Encabezado"/>
@@ -2765,7 +2773,7 @@
 </file>
 
 <file path=word/header2.xml><?xml version="1.0" encoding="utf-8"?>
-<w:hdr xmlns:wpc="http://schemas.microsoft.com/office/word/2010/wordprocessingCanvas" xmlns:cx="http://schemas.microsoft.com/office/drawing/2014/chartex" xmlns:cx1="http://schemas.microsoft.com/office/drawing/2015/9/8/chartex" xmlns:cx2="http://schemas.microsoft.com/office/drawing/2015/10/21/chartex" xmlns:cx3="http://schemas.microsoft.com/office/drawing/2016/5/9/chartex" xmlns:cx4="http://schemas.microsoft.com/office/drawing/2016/5/10/chartex" xmlns:cx5="http://schemas.microsoft.com/office/drawing/2016/5/11/chartex" xmlns:cx6="http://schemas.microsoft.com/office/drawing/2016/5/12/chartex" xmlns:cx7="http://schemas.microsoft.com/office/drawing/2016/5/13/chartex" xmlns:cx8="http://schemas.microsoft.com/office/drawing/2016/5/14/chartex" xmlns:mc="http://schemas.openxmlformats.org/markup-compatibility/2006" xmlns:aink="http://schemas.microsoft.com/office/drawing/2016/ink" xmlns:am3d="http://schemas.microsoft.com/office/drawing/2017/model3d" xmlns:o="urn:schemas-microsoft-com:office:office" xmlns:r="http://schemas.openxmlformats.org/officeDocument/2006/relationships" xmlns:m="http://schemas.openxmlformats.org/officeDocument/2006/math" xmlns:v="urn:schemas-microsoft-com:vml" xmlns:wp14="http://schemas.microsoft.com/office/word/2010/wordprocessingDrawing" xmlns:wp="http://schemas.openxmlformats.org/drawingml/2006/wordprocessingDrawing" xmlns:w10="urn:schemas-microsoft-com:office:word" xmlns:w="http://schemas.openxmlformats.org/wordprocessingml/2006/main" xmlns:w14="http://schemas.microsoft.com/office/word/2010/wordml" xmlns:w15="http://schemas.microsoft.com/office/word/2012/wordml" xmlns:w16cex="http://schemas.microsoft.com/office/word/2018/wordml/cex" xmlns:w16cid="http://schemas.microsoft.com/office/word/2016/wordml/cid" xmlns:w16="http://schemas.microsoft.com/office/word/2018/wordml" xmlns:w16sdtdh="http://schemas.microsoft.com/office/word/2020/wordml/sdtdatahash" xmlns:w16se="http://schemas.microsoft.com/office/word/2015/wordml/symex" xmlns:wpg="http://schemas.microsoft.com/office/word/2010/wordprocessingGroup" xmlns:wpi="http://schemas.microsoft.com/office/word/2010/wordprocessingInk" xmlns:wne="http://schemas.microsoft.com/office/word/2006/wordml" xmlns:wps="http://schemas.microsoft.com/office/word/2010/wordprocessingShape" mc:Ignorable="w14 w15 w16se w16cid w16 w16cex w16sdtdh wp14">
+<w:hdr xmlns:wpc="http://schemas.microsoft.com/office/word/2010/wordprocessingCanvas" xmlns:cx="http://schemas.microsoft.com/office/drawing/2014/chartex" xmlns:cx1="http://schemas.microsoft.com/office/drawing/2015/9/8/chartex" xmlns:cx2="http://schemas.microsoft.com/office/drawing/2015/10/21/chartex" xmlns:cx3="http://schemas.microsoft.com/office/drawing/2016/5/9/chartex" xmlns:cx4="http://schemas.microsoft.com/office/drawing/2016/5/10/chartex" xmlns:cx5="http://schemas.microsoft.com/office/drawing/2016/5/11/chartex" xmlns:cx6="http://schemas.microsoft.com/office/drawing/2016/5/12/chartex" xmlns:cx7="http://schemas.microsoft.com/office/drawing/2016/5/13/chartex" xmlns:cx8="http://schemas.microsoft.com/office/drawing/2016/5/14/chartex" xmlns:mc="http://schemas.openxmlformats.org/markup-compatibility/2006" xmlns:aink="http://schemas.microsoft.com/office/drawing/2016/ink" xmlns:am3d="http://schemas.microsoft.com/office/drawing/2017/model3d" xmlns:o="urn:schemas-microsoft-com:office:office" xmlns:oel="http://schemas.microsoft.com/office/2019/extlst" xmlns:r="http://schemas.openxmlformats.org/officeDocument/2006/relationships" xmlns:m="http://schemas.openxmlformats.org/officeDocument/2006/math" xmlns:v="urn:schemas-microsoft-com:vml" xmlns:wp14="http://schemas.microsoft.com/office/word/2010/wordprocessingDrawing" xmlns:wp="http://schemas.openxmlformats.org/drawingml/2006/wordprocessingDrawing" xmlns:w10="urn:schemas-microsoft-com:office:word" xmlns:w="http://schemas.openxmlformats.org/wordprocessingml/2006/main" xmlns:w14="http://schemas.microsoft.com/office/word/2010/wordml" xmlns:w15="http://schemas.microsoft.com/office/word/2012/wordml" xmlns:w16cei="http://schemas.microsoft.com/office/word/2026/wordml/cei" xmlns:w16cex="http://schemas.microsoft.com/office/word/2018/wordml/cex" xmlns:w16cid="http://schemas.microsoft.com/office/word/2016/wordml/cid" xmlns:w16="http://schemas.microsoft.com/office/word/2018/wordml" xmlns:w16du="http://schemas.microsoft.com/office/word/2023/wordml/word16du" xmlns:w16sdtdh="http://schemas.microsoft.com/office/word/2020/wordml/sdtdatahash" xmlns:w16sdtfl="http://schemas.microsoft.com/office/word/2024/wordml/sdtformatlock" xmlns:w16se="http://schemas.microsoft.com/office/word/2015/wordml/symex" xmlns:wpg="http://schemas.microsoft.com/office/word/2010/wordprocessingGroup" xmlns:wpi="http://schemas.microsoft.com/office/word/2010/wordprocessingInk" xmlns:wne="http://schemas.microsoft.com/office/word/2006/wordml" xmlns:wps="http://schemas.microsoft.com/office/word/2010/wordprocessingShape" mc:Ignorable="w14 w15 w16se w16cid w16 w16cex w16sdtdh w16sdtfl w16du wp14">
   <w:tbl>
     <w:tblPr>
       <w:tblStyle w:val="Tablaconcuadrcula"/>
@@ -2926,7 +2934,7 @@
 </file>
 
 <file path=word/header3.xml><?xml version="1.0" encoding="utf-8"?>
-<w:hdr xmlns:wpc="http://schemas.microsoft.com/office/word/2010/wordprocessingCanvas" xmlns:cx="http://schemas.microsoft.com/office/drawing/2014/chartex" xmlns:cx1="http://schemas.microsoft.com/office/drawing/2015/9/8/chartex" xmlns:cx2="http://schemas.microsoft.com/office/drawing/2015/10/21/chartex" xmlns:cx3="http://schemas.microsoft.com/office/drawing/2016/5/9/chartex" xmlns:cx4="http://schemas.microsoft.com/office/drawing/2016/5/10/chartex" xmlns:cx5="http://schemas.microsoft.com/office/drawing/2016/5/11/chartex" xmlns:cx6="http://schemas.microsoft.com/office/drawing/2016/5/12/chartex" xmlns:cx7="http://schemas.microsoft.com/office/drawing/2016/5/13/chartex" xmlns:cx8="http://schemas.microsoft.com/office/drawing/2016/5/14/chartex" xmlns:mc="http://schemas.openxmlformats.org/markup-compatibility/2006" xmlns:aink="http://schemas.microsoft.com/office/drawing/2016/ink" xmlns:am3d="http://schemas.microsoft.com/office/drawing/2017/model3d" xmlns:o="urn:schemas-microsoft-com:office:office" xmlns:r="http://schemas.openxmlformats.org/officeDocument/2006/relationships" xmlns:m="http://schemas.openxmlformats.org/officeDocument/2006/math" xmlns:v="urn:schemas-microsoft-com:vml" xmlns:wp14="http://schemas.microsoft.com/office/word/2010/wordprocessingDrawing" xmlns:wp="http://schemas.openxmlformats.org/drawingml/2006/wordprocessingDrawing" xmlns:w10="urn:schemas-microsoft-com:office:word" xmlns:w="http://schemas.openxmlformats.org/wordprocessingml/2006/main" xmlns:w14="http://schemas.microsoft.com/office/word/2010/wordml" xmlns:w15="http://schemas.microsoft.com/office/word/2012/wordml" xmlns:w16cex="http://schemas.microsoft.com/office/word/2018/wordml/cex" xmlns:w16cid="http://schemas.microsoft.com/office/word/2016/wordml/cid" xmlns:w16="http://schemas.microsoft.com/office/word/2018/wordml" xmlns:w16sdtdh="http://schemas.microsoft.com/office/word/2020/wordml/sdtdatahash" xmlns:w16se="http://schemas.microsoft.com/office/word/2015/wordml/symex" xmlns:wpg="http://schemas.microsoft.com/office/word/2010/wordprocessingGroup" xmlns:wpi="http://schemas.microsoft.com/office/word/2010/wordprocessingInk" xmlns:wne="http://schemas.microsoft.com/office/word/2006/wordml" xmlns:wps="http://schemas.microsoft.com/office/word/2010/wordprocessingShape" mc:Ignorable="w14 w15 w16se w16cid w16 w16cex w16sdtdh wp14">
+<w:hdr xmlns:wpc="http://schemas.microsoft.com/office/word/2010/wordprocessingCanvas" xmlns:cx="http://schemas.microsoft.com/office/drawing/2014/chartex" xmlns:cx1="http://schemas.microsoft.com/office/drawing/2015/9/8/chartex" xmlns:cx2="http://schemas.microsoft.com/office/drawing/2015/10/21/chartex" xmlns:cx3="http://schemas.microsoft.com/office/drawing/2016/5/9/chartex" xmlns:cx4="http://schemas.microsoft.com/office/drawing/2016/5/10/chartex" xmlns:cx5="http://schemas.microsoft.com/office/drawing/2016/5/11/chartex" xmlns:cx6="http://schemas.microsoft.com/office/drawing/2016/5/12/chartex" xmlns:cx7="http://schemas.microsoft.com/office/drawing/2016/5/13/chartex" xmlns:cx8="http://schemas.microsoft.com/office/drawing/2016/5/14/chartex" xmlns:mc="http://schemas.openxmlformats.org/markup-compatibility/2006" xmlns:aink="http://schemas.microsoft.com/office/drawing/2016/ink" xmlns:am3d="http://schemas.microsoft.com/office/drawing/2017/model3d" xmlns:o="urn:schemas-microsoft-com:office:office" xmlns:oel="http://schemas.microsoft.com/office/2019/extlst" xmlns:r="http://schemas.openxmlformats.org/officeDocument/2006/relationships" xmlns:m="http://schemas.openxmlformats.org/officeDocument/2006/math" xmlns:v="urn:schemas-microsoft-com:vml" xmlns:wp14="http://schemas.microsoft.com/office/word/2010/wordprocessingDrawing" xmlns:wp="http://schemas.openxmlformats.org/drawingml/2006/wordprocessingDrawing" xmlns:w10="urn:schemas-microsoft-com:office:word" xmlns:w="http://schemas.openxmlformats.org/wordprocessingml/2006/main" xmlns:w14="http://schemas.microsoft.com/office/word/2010/wordml" xmlns:w15="http://schemas.microsoft.com/office/word/2012/wordml" xmlns:w16cei="http://schemas.microsoft.com/office/word/2026/wordml/cei" xmlns:w16cex="http://schemas.microsoft.com/office/word/2018/wordml/cex" xmlns:w16cid="http://schemas.microsoft.com/office/word/2016/wordml/cid" xmlns:w16="http://schemas.microsoft.com/office/word/2018/wordml" xmlns:w16du="http://schemas.microsoft.com/office/word/2023/wordml/word16du" xmlns:w16sdtdh="http://schemas.microsoft.com/office/word/2020/wordml/sdtdatahash" xmlns:w16sdtfl="http://schemas.microsoft.com/office/word/2024/wordml/sdtformatlock" xmlns:w16se="http://schemas.microsoft.com/office/word/2015/wordml/symex" xmlns:wpg="http://schemas.microsoft.com/office/word/2010/wordprocessingGroup" xmlns:wpi="http://schemas.microsoft.com/office/word/2010/wordprocessingInk" xmlns:wne="http://schemas.microsoft.com/office/word/2006/wordml" xmlns:wps="http://schemas.microsoft.com/office/word/2010/wordprocessingShape" mc:Ignorable="w14 w15 w16se w16cid w16 w16cex w16sdtdh w16sdtfl w16du wp14">
   <w:tbl>
     <w:tblPr>
       <w:tblStyle w:val="Tablaconcuadrcula"/>
@@ -3217,7 +3225,7 @@
 </file>
 
 <file path=word/numbering.xml><?xml version="1.0" encoding="utf-8"?>
-<w:numbering xmlns:wpc="http://schemas.microsoft.com/office/word/2010/wordprocessingCanvas" xmlns:cx="http://schemas.microsoft.com/office/drawing/2014/chartex" xmlns:cx1="http://schemas.microsoft.com/office/drawing/2015/9/8/chartex" xmlns:cx2="http://schemas.microsoft.com/office/drawing/2015/10/21/chartex" xmlns:cx3="http://schemas.microsoft.com/office/drawing/2016/5/9/chartex" xmlns:cx4="http://schemas.microsoft.com/office/drawing/2016/5/10/chartex" xmlns:cx5="http://schemas.microsoft.com/office/drawing/2016/5/11/chartex" xmlns:cx6="http://schemas.microsoft.com/office/drawing/2016/5/12/chartex" xmlns:cx7="http://schemas.microsoft.com/office/drawing/2016/5/13/chartex" xmlns:cx8="http://schemas.microsoft.com/office/drawing/2016/5/14/chartex" xmlns:mc="http://schemas.openxmlformats.org/markup-compatibility/2006" xmlns:aink="http://schemas.microsoft.com/office/drawing/2016/ink" xmlns:am3d="http://schemas.microsoft.com/office/drawing/2017/model3d" xmlns:o="urn:schemas-microsoft-com:office:office" xmlns:r="http://schemas.openxmlformats.org/officeDocument/2006/relationships" xmlns:m="http://schemas.openxmlformats.org/officeDocument/2006/math" xmlns:v="urn:schemas-microsoft-com:vml" xmlns:wp14="http://schemas.microsoft.com/office/word/2010/wordprocessingDrawing" xmlns:wp="http://schemas.openxmlformats.org/drawingml/2006/wordprocessingDrawing" xmlns:w10="urn:schemas-microsoft-com:office:word" xmlns:w="http://schemas.openxmlformats.org/wordprocessingml/2006/main" xmlns:w14="http://schemas.microsoft.com/office/word/2010/wordml" xmlns:w15="http://schemas.microsoft.com/office/word/2012/wordml" xmlns:w16cex="http://schemas.microsoft.com/office/word/2018/wordml/cex" xmlns:w16cid="http://schemas.microsoft.com/office/word/2016/wordml/cid" xmlns:w16="http://schemas.microsoft.com/office/word/2018/wordml" xmlns:w16sdtdh="http://schemas.microsoft.com/office/word/2020/wordml/sdtdatahash" xmlns:w16se="http://schemas.microsoft.com/office/word/2015/wordml/symex" xmlns:wpg="http://schemas.microsoft.com/office/word/2010/wordprocessingGroup" xmlns:wpi="http://schemas.microsoft.com/office/word/2010/wordprocessingInk" xmlns:wne="http://schemas.microsoft.com/office/word/2006/wordml" xmlns:wps="http://schemas.microsoft.com/office/word/2010/wordprocessingShape" mc:Ignorable="w14 w15 w16se w16cid w16 w16cex w16sdtdh wp14">
+<w:numbering xmlns:wpc="http://schemas.microsoft.com/office/word/2010/wordprocessingCanvas" xmlns:cx="http://schemas.microsoft.com/office/drawing/2014/chartex" xmlns:cx1="http://schemas.microsoft.com/office/drawing/2015/9/8/chartex" xmlns:cx2="http://schemas.microsoft.com/office/drawing/2015/10/21/chartex" xmlns:cx3="http://schemas.microsoft.com/office/drawing/2016/5/9/chartex" xmlns:cx4="http://schemas.microsoft.com/office/drawing/2016/5/10/chartex" xmlns:cx5="http://schemas.microsoft.com/office/drawing/2016/5/11/chartex" xmlns:cx6="http://schemas.microsoft.com/office/drawing/2016/5/12/chartex" xmlns:cx7="http://schemas.microsoft.com/office/drawing/2016/5/13/chartex" xmlns:cx8="http://schemas.microsoft.com/office/drawing/2016/5/14/chartex" xmlns:mc="http://schemas.openxmlformats.org/markup-compatibility/2006" xmlns:aink="http://schemas.microsoft.com/office/drawing/2016/ink" xmlns:am3d="http://schemas.microsoft.com/office/drawing/2017/model3d" xmlns:o="urn:schemas-microsoft-com:office:office" xmlns:oel="http://schemas.microsoft.com/office/2019/extlst" xmlns:r="http://schemas.openxmlformats.org/officeDocument/2006/relationships" xmlns:m="http://schemas.openxmlformats.org/officeDocument/2006/math" xmlns:v="urn:schemas-microsoft-com:vml" xmlns:wp14="http://schemas.microsoft.com/office/word/2010/wordprocessingDrawing" xmlns:wp="http://schemas.openxmlformats.org/drawingml/2006/wordprocessingDrawing" xmlns:w10="urn:schemas-microsoft-com:office:word" xmlns:w="http://schemas.openxmlformats.org/wordprocessingml/2006/main" xmlns:w14="http://schemas.microsoft.com/office/word/2010/wordml" xmlns:w15="http://schemas.microsoft.com/office/word/2012/wordml" xmlns:w16cei="http://schemas.microsoft.com/office/word/2026/wordml/cei" xmlns:w16cex="http://schemas.microsoft.com/office/word/2018/wordml/cex" xmlns:w16cid="http://schemas.microsoft.com/office/word/2016/wordml/cid" xmlns:w16="http://schemas.microsoft.com/office/word/2018/wordml" xmlns:w16du="http://schemas.microsoft.com/office/word/2023/wordml/word16du" xmlns:w16sdtdh="http://schemas.microsoft.com/office/word/2020/wordml/sdtdatahash" xmlns:w16sdtfl="http://schemas.microsoft.com/office/word/2024/wordml/sdtformatlock" xmlns:w16se="http://schemas.microsoft.com/office/word/2015/wordml/symex" xmlns:wpg="http://schemas.microsoft.com/office/word/2010/wordprocessingGroup" xmlns:wpi="http://schemas.microsoft.com/office/word/2010/wordprocessingInk" xmlns:wne="http://schemas.microsoft.com/office/word/2006/wordml" xmlns:wps="http://schemas.microsoft.com/office/word/2010/wordprocessingShape" mc:Ignorable="w14 w15 w16se w16cid w16 w16cex w16sdtdh w16sdtfl w16du wp14">
   <w:abstractNum w:abstractNumId="0" w15:restartNumberingAfterBreak="0">
     <w:nsid w:val="049156A1"/>
     <w:multiLevelType w:val="hybridMultilevel"/>
@@ -7903,127 +7911,127 @@
       </w:rPr>
     </w:lvl>
   </w:abstractNum>
-  <w:num w:numId="1">
+  <w:num w:numId="1" w16cid:durableId="100027620">
     <w:abstractNumId w:val="3"/>
   </w:num>
-  <w:num w:numId="2">
+  <w:num w:numId="2" w16cid:durableId="1482507025">
     <w:abstractNumId w:val="9"/>
   </w:num>
-  <w:num w:numId="3">
+  <w:num w:numId="3" w16cid:durableId="1849370789">
     <w:abstractNumId w:val="13"/>
   </w:num>
-  <w:num w:numId="4">
+  <w:num w:numId="4" w16cid:durableId="754788656">
     <w:abstractNumId w:val="29"/>
   </w:num>
-  <w:num w:numId="5">
+  <w:num w:numId="5" w16cid:durableId="836772675">
     <w:abstractNumId w:val="31"/>
   </w:num>
-  <w:num w:numId="6">
+  <w:num w:numId="6" w16cid:durableId="1890074138">
     <w:abstractNumId w:val="4"/>
   </w:num>
-  <w:num w:numId="7">
+  <w:num w:numId="7" w16cid:durableId="56827234">
     <w:abstractNumId w:val="12"/>
   </w:num>
-  <w:num w:numId="8">
+  <w:num w:numId="8" w16cid:durableId="1765026663">
     <w:abstractNumId w:val="20"/>
   </w:num>
-  <w:num w:numId="9">
+  <w:num w:numId="9" w16cid:durableId="973482160">
     <w:abstractNumId w:val="16"/>
   </w:num>
-  <w:num w:numId="10">
+  <w:num w:numId="10" w16cid:durableId="1620718059">
     <w:abstractNumId w:val="10"/>
   </w:num>
-  <w:num w:numId="11">
+  <w:num w:numId="11" w16cid:durableId="286089546">
     <w:abstractNumId w:val="25"/>
   </w:num>
-  <w:num w:numId="12">
+  <w:num w:numId="12" w16cid:durableId="408692032">
     <w:abstractNumId w:val="36"/>
   </w:num>
-  <w:num w:numId="13">
+  <w:num w:numId="13" w16cid:durableId="869606904">
     <w:abstractNumId w:val="30"/>
   </w:num>
-  <w:num w:numId="14">
+  <w:num w:numId="14" w16cid:durableId="582882081">
     <w:abstractNumId w:val="1"/>
   </w:num>
-  <w:num w:numId="15">
+  <w:num w:numId="15" w16cid:durableId="311562097">
     <w:abstractNumId w:val="37"/>
   </w:num>
-  <w:num w:numId="16">
+  <w:num w:numId="16" w16cid:durableId="2137092092">
     <w:abstractNumId w:val="22"/>
   </w:num>
-  <w:num w:numId="17">
+  <w:num w:numId="17" w16cid:durableId="1634410507">
     <w:abstractNumId w:val="18"/>
   </w:num>
-  <w:num w:numId="18">
+  <w:num w:numId="18" w16cid:durableId="1209682593">
     <w:abstractNumId w:val="32"/>
   </w:num>
-  <w:num w:numId="19">
+  <w:num w:numId="19" w16cid:durableId="168182057">
     <w:abstractNumId w:val="11"/>
   </w:num>
-  <w:num w:numId="20">
+  <w:num w:numId="20" w16cid:durableId="427890916">
     <w:abstractNumId w:val="40"/>
   </w:num>
-  <w:num w:numId="21">
+  <w:num w:numId="21" w16cid:durableId="1331828515">
     <w:abstractNumId w:val="35"/>
   </w:num>
-  <w:num w:numId="22">
+  <w:num w:numId="22" w16cid:durableId="345056000">
     <w:abstractNumId w:val="14"/>
   </w:num>
-  <w:num w:numId="23">
+  <w:num w:numId="23" w16cid:durableId="27073531">
     <w:abstractNumId w:val="15"/>
   </w:num>
-  <w:num w:numId="24">
+  <w:num w:numId="24" w16cid:durableId="2015958180">
     <w:abstractNumId w:val="5"/>
   </w:num>
-  <w:num w:numId="25">
+  <w:num w:numId="25" w16cid:durableId="907812909">
     <w:abstractNumId w:val="17"/>
   </w:num>
-  <w:num w:numId="26">
+  <w:num w:numId="26" w16cid:durableId="1981887588">
     <w:abstractNumId w:val="21"/>
   </w:num>
-  <w:num w:numId="27">
+  <w:num w:numId="27" w16cid:durableId="730344441">
     <w:abstractNumId w:val="24"/>
   </w:num>
-  <w:num w:numId="28">
+  <w:num w:numId="28" w16cid:durableId="1992438931">
     <w:abstractNumId w:val="0"/>
   </w:num>
-  <w:num w:numId="29">
+  <w:num w:numId="29" w16cid:durableId="1243759141">
     <w:abstractNumId w:val="19"/>
   </w:num>
-  <w:num w:numId="30">
+  <w:num w:numId="30" w16cid:durableId="565802581">
     <w:abstractNumId w:val="23"/>
   </w:num>
-  <w:num w:numId="31">
+  <w:num w:numId="31" w16cid:durableId="798495131">
     <w:abstractNumId w:val="2"/>
   </w:num>
-  <w:num w:numId="32">
+  <w:num w:numId="32" w16cid:durableId="1357266880">
     <w:abstractNumId w:val="7"/>
   </w:num>
-  <w:num w:numId="33">
+  <w:num w:numId="33" w16cid:durableId="17124081">
     <w:abstractNumId w:val="33"/>
   </w:num>
-  <w:num w:numId="34">
+  <w:num w:numId="34" w16cid:durableId="1179467957">
     <w:abstractNumId w:val="39"/>
   </w:num>
-  <w:num w:numId="35">
+  <w:num w:numId="35" w16cid:durableId="2061436341">
     <w:abstractNumId w:val="6"/>
   </w:num>
-  <w:num w:numId="36">
+  <w:num w:numId="36" w16cid:durableId="975331887">
     <w:abstractNumId w:val="26"/>
   </w:num>
-  <w:num w:numId="37">
+  <w:num w:numId="37" w16cid:durableId="1589148479">
     <w:abstractNumId w:val="38"/>
   </w:num>
-  <w:num w:numId="38">
+  <w:num w:numId="38" w16cid:durableId="2048210773">
     <w:abstractNumId w:val="28"/>
   </w:num>
-  <w:num w:numId="39">
+  <w:num w:numId="39" w16cid:durableId="749814914">
     <w:abstractNumId w:val="27"/>
   </w:num>
-  <w:num w:numId="40">
+  <w:num w:numId="40" w16cid:durableId="1371418412">
     <w:abstractNumId w:val="34"/>
   </w:num>
-  <w:num w:numId="41">
+  <w:num w:numId="41" w16cid:durableId="69936974">
     <w:abstractNumId w:val="8"/>
   </w:num>
   <w:numIdMacAtCleanup w:val="18"/>
@@ -8031,7 +8039,7 @@
 </file>
 
 <file path=word/styles.xml><?xml version="1.0" encoding="utf-8"?>
-<w:styles xmlns:mc="http://schemas.openxmlformats.org/markup-compatibility/2006" xmlns:r="http://schemas.openxmlformats.org/officeDocument/2006/relationships" xmlns:w="http://schemas.openxmlformats.org/wordprocessingml/2006/main" xmlns:w14="http://schemas.microsoft.com/office/word/2010/wordml" xmlns:w15="http://schemas.microsoft.com/office/word/2012/wordml" xmlns:w16cex="http://schemas.microsoft.com/office/word/2018/wordml/cex" xmlns:w16cid="http://schemas.microsoft.com/office/word/2016/wordml/cid" xmlns:w16="http://schemas.microsoft.com/office/word/2018/wordml" xmlns:w16sdtdh="http://schemas.microsoft.com/office/word/2020/wordml/sdtdatahash" xmlns:w16se="http://schemas.microsoft.com/office/word/2015/wordml/symex" mc:Ignorable="w14 w15 w16se w16cid w16 w16cex w16sdtdh">
+<w:styles xmlns:mc="http://schemas.openxmlformats.org/markup-compatibility/2006" xmlns:r="http://schemas.openxmlformats.org/officeDocument/2006/relationships" xmlns:w="http://schemas.openxmlformats.org/wordprocessingml/2006/main" xmlns:w14="http://schemas.microsoft.com/office/word/2010/wordml" xmlns:w15="http://schemas.microsoft.com/office/word/2012/wordml" xmlns:w16cex="http://schemas.microsoft.com/office/word/2018/wordml/cex" xmlns:w16cid="http://schemas.microsoft.com/office/word/2016/wordml/cid" xmlns:w16="http://schemas.microsoft.com/office/word/2018/wordml" xmlns:w16du="http://schemas.microsoft.com/office/word/2023/wordml/word16du" xmlns:w16sdtdh="http://schemas.microsoft.com/office/word/2020/wordml/sdtdatahash" xmlns:w16sdtfl="http://schemas.microsoft.com/office/word/2024/wordml/sdtformatlock" xmlns:w16se="http://schemas.microsoft.com/office/word/2015/wordml/symex" mc:Ignorable="w14 w15 w16se w16cid w16 w16cex w16sdtdh w16sdtfl w16du">
   <w:docDefaults>
     <w:rPrDefault>
       <w:rPr>
@@ -8153,6 +8161,7 @@
     <w:lsdException w:name="HTML Sample" w:semiHidden="1" w:unhideWhenUsed="1"/>
     <w:lsdException w:name="HTML Typewriter" w:semiHidden="1" w:unhideWhenUsed="1"/>
     <w:lsdException w:name="HTML Variable" w:semiHidden="1" w:unhideWhenUsed="1"/>
+    <w:lsdException w:name="Normal Table" w:semiHidden="1" w:unhideWhenUsed="1"/>
     <w:lsdException w:name="annotation subject" w:semiHidden="1" w:unhideWhenUsed="1"/>
     <w:lsdException w:name="No List" w:semiHidden="1" w:unhideWhenUsed="1"/>
     <w:lsdException w:name="Outline List 1" w:semiHidden="1" w:unhideWhenUsed="1"/>
@@ -8195,8 +8204,11 @@
     <w:lsdException w:name="Table Contemporary" w:semiHidden="1" w:unhideWhenUsed="1"/>
     <w:lsdException w:name="Table Elegant" w:semiHidden="1" w:unhideWhenUsed="1"/>
     <w:lsdException w:name="Table Professional" w:semiHidden="1" w:unhideWhenUsed="1"/>
+    <w:lsdException w:name="Table Subtle 1" w:semiHidden="1" w:unhideWhenUsed="1"/>
     <w:lsdException w:name="Table Subtle 2" w:semiHidden="1" w:unhideWhenUsed="1"/>
     <w:lsdException w:name="Table Web 1" w:semiHidden="1" w:unhideWhenUsed="1"/>
+    <w:lsdException w:name="Table Web 2" w:semiHidden="1" w:unhideWhenUsed="1"/>
+    <w:lsdException w:name="Table Web 3" w:semiHidden="1" w:unhideWhenUsed="1"/>
     <w:lsdException w:name="Balloon Text" w:semiHidden="1" w:unhideWhenUsed="1"/>
     <w:lsdException w:name="Table Grid" w:uiPriority="39"/>
     <w:lsdException w:name="Table Theme" w:semiHidden="1" w:unhideWhenUsed="1"/>
@@ -9794,6 +9806,12 @@
 </file>
 
 <file path=customXml/item1.xml><?xml version="1.0" encoding="utf-8"?>
+<p:properties xmlns:p="http://schemas.microsoft.com/office/2006/metadata/properties" xmlns:xsi="http://www.w3.org/2001/XMLSchema-instance" xmlns:pc="http://schemas.microsoft.com/office/infopath/2007/PartnerControls">
+  <documentManagement/>
+</p:properties>
+</file>
+
+<file path=customXml/item2.xml><?xml version="1.0" encoding="utf-8"?>
 <ct:contentTypeSchema xmlns:ct="http://schemas.microsoft.com/office/2006/metadata/contentType" xmlns:ma="http://schemas.microsoft.com/office/2006/metadata/properties/metaAttributes" ct:_="" ma:_="" ma:contentTypeName="Documento" ma:contentTypeID="0x010100E96778489EE7714D8BD12CC105EB918B" ma:contentTypeVersion="2" ma:contentTypeDescription="Crear nuevo documento." ma:contentTypeScope="" ma:versionID="416c5c7ae9b5d54d83875cd3c65194e3">
   <xsd:schema xmlns:xsd="http://www.w3.org/2001/XMLSchema" xmlns:xs="http://www.w3.org/2001/XMLSchema" xmlns:p="http://schemas.microsoft.com/office/2006/metadata/properties" xmlns:ns2="126e8a1c-9ea9-435a-ac89-d06c80d62e30" targetNamespace="http://schemas.microsoft.com/office/2006/metadata/properties" ma:root="true" ma:fieldsID="70a237c842677bd850644f8595079f5e" ns2:_="">
     <xsd:import namespace="126e8a1c-9ea9-435a-ac89-d06c80d62e30"/>
@@ -9925,13 +9943,11 @@
 </ct:contentTypeSchema>
 </file>
 
-<file path=customXml/item2.xml><?xml version="1.0" encoding="utf-8"?>
-<p:properties xmlns:p="http://schemas.microsoft.com/office/2006/metadata/properties" xmlns:xsi="http://www.w3.org/2001/XMLSchema-instance" xmlns:pc="http://schemas.microsoft.com/office/infopath/2007/PartnerControls">
-  <documentManagement/>
-</p:properties>
+<file path=customXml/item3.xml><?xml version="1.0" encoding="utf-8"?>
+<b:Sources xmlns:b="http://schemas.openxmlformats.org/officeDocument/2006/bibliography" xmlns="http://schemas.openxmlformats.org/officeDocument/2006/bibliography" SelectedStyle="\APASixthEditionOfficeOnline.xsl" StyleName="APA" Version="6"/>
 </file>
 
-<file path=customXml/item3.xml><?xml version="1.0" encoding="utf-8"?>
+<file path=customXml/item4.xml><?xml version="1.0" encoding="utf-8"?>
 <?mso-contentType ?>
 <FormTemplates xmlns="http://schemas.microsoft.com/sharepoint/v3/contenttype/forms">
   <Display>DocumentLibraryForm</Display>
@@ -9940,11 +9956,16 @@
 </FormTemplates>
 </file>
 
-<file path=customXml/item4.xml><?xml version="1.0" encoding="utf-8"?>
-<b:Sources xmlns:b="http://schemas.openxmlformats.org/officeDocument/2006/bibliography" xmlns="http://schemas.openxmlformats.org/officeDocument/2006/bibliography" SelectedStyle="\APASixthEditionOfficeOnline.xsl" StyleName="APA" Version="6"/>
+<file path=customXml/itemProps1.xml><?xml version="1.0" encoding="utf-8"?>
+<ds:datastoreItem xmlns:ds="http://schemas.openxmlformats.org/officeDocument/2006/customXml" ds:itemID="{5F1783E3-BA1C-4CA3-8E32-C9B378BBED03}">
+  <ds:schemaRefs>
+    <ds:schemaRef ds:uri="http://schemas.microsoft.com/office/2006/metadata/properties"/>
+    <ds:schemaRef ds:uri="http://schemas.microsoft.com/office/infopath/2007/PartnerControls"/>
+  </ds:schemaRefs>
+</ds:datastoreItem>
 </file>
 
-<file path=customXml/itemProps1.xml><?xml version="1.0" encoding="utf-8"?>
+<file path=customXml/itemProps2.xml><?xml version="1.0" encoding="utf-8"?>
 <ds:datastoreItem xmlns:ds="http://schemas.openxmlformats.org/officeDocument/2006/customXml" ds:itemID="{767CD2D5-7A6C-47C3-9B54-C4225C74DD0B}">
   <ds:schemaRefs>
     <ds:schemaRef ds:uri="http://schemas.microsoft.com/office/2006/metadata/contentType"/>
@@ -9962,27 +9983,18 @@
 </ds:datastoreItem>
 </file>
 
-<file path=customXml/itemProps2.xml><?xml version="1.0" encoding="utf-8"?>
-<ds:datastoreItem xmlns:ds="http://schemas.openxmlformats.org/officeDocument/2006/customXml" ds:itemID="{5F1783E3-BA1C-4CA3-8E32-C9B378BBED03}">
+<file path=customXml/itemProps3.xml><?xml version="1.0" encoding="utf-8"?>
+<ds:datastoreItem xmlns:ds="http://schemas.openxmlformats.org/officeDocument/2006/customXml" ds:itemID="{6E8A10B9-B765-4F0B-A47F-7CB788CD8F65}">
   <ds:schemaRefs>
-    <ds:schemaRef ds:uri="http://schemas.microsoft.com/office/2006/metadata/properties"/>
-    <ds:schemaRef ds:uri="http://schemas.microsoft.com/office/infopath/2007/PartnerControls"/>
+    <ds:schemaRef ds:uri="http://schemas.openxmlformats.org/officeDocument/2006/bibliography"/>
   </ds:schemaRefs>
 </ds:datastoreItem>
 </file>
 
-<file path=customXml/itemProps3.xml><?xml version="1.0" encoding="utf-8"?>
+<file path=customXml/itemProps4.xml><?xml version="1.0" encoding="utf-8"?>
 <ds:datastoreItem xmlns:ds="http://schemas.openxmlformats.org/officeDocument/2006/customXml" ds:itemID="{DABAA964-10BA-4DBC-ABF2-CDEAC0FAF7AA}">
   <ds:schemaRefs>
     <ds:schemaRef ds:uri="http://schemas.microsoft.com/sharepoint/v3/contenttype/forms"/>
   </ds:schemaRefs>
 </ds:datastoreItem>
-</file>
-
-<file path=customXml/itemProps4.xml><?xml version="1.0" encoding="utf-8"?>
-<ds:datastoreItem xmlns:ds="http://schemas.openxmlformats.org/officeDocument/2006/customXml" ds:itemID="{6E8A10B9-B765-4F0B-A47F-7CB788CD8F65}">
-  <ds:schemaRefs>
-    <ds:schemaRef ds:uri="http://schemas.openxmlformats.org/officeDocument/2006/bibliography"/>
-  </ds:schemaRefs>
-</ds:datastoreItem>
 </file>